--- a/11-weekly-program-library/first-six-months/c1-w3-the-nature-of-the-soul/exports/C1-W3-OLDER-TEACHER-GUIDE.docx
+++ b/11-weekly-program-library/first-six-months/c1-w3-the-nature-of-the-soul/exports/C1-W3-OLDER-TEACHER-GUIDE.docx
@@ -20,7 +20,7 @@
     </w:p>
     <w:p>
       <w:r>
-        <w:t>Students can explain: **The jīva is eternal, conscious, individual, minute, and related to Kṛṣṇa in service.**</w:t>
+        <w:t>Students explain: **The jīva is eternal, conscious, individual, minute, and related to Kṛṣṇa in service — not God Himself.** using BG 2.20.</w:t>
       </w:r>
     </w:p>
     <w:p>
@@ -41,47 +41,37 @@
         <w:pStyle w:val="Heading1"/>
       </w:pPr>
       <w:r>
-        <w:t>40-minute core</w:t>
+        <w:t>Text-observation task (10 min)</w:t>
       </w:r>
     </w:p>
     <w:p>
       <w:r>
-        <w:t>| Min | Block |</w:t>
+        <w:t xml:space="preserve">Open https://vedabase.io/en/library/bg/2/20/.  </w:t>
       </w:r>
     </w:p>
     <w:p>
       <w:r>
-        <w:t>|---|---|</w:t>
+        <w:t>Students write:</w:t>
       </w:r>
     </w:p>
     <w:p>
       <w:r>
-        <w:t>| 0–5 | Hook + essential question |</w:t>
+        <w:t xml:space="preserve">1. Who is speaking / what is the setting (if known)?  </w:t>
       </w:r>
     </w:p>
     <w:p>
       <w:r>
-        <w:t>| 5–15 | Short primary text observation (Bhagavad-gītā 2.20) |</w:t>
+        <w:t xml:space="preserve">2. One phrase that means "this continues" or "this is temporary/rare/eternal" depending on week.  </w:t>
       </w:r>
     </w:p>
     <w:p>
       <w:r>
-        <w:t>| 15–25 | Diagram + case discussion |</w:t>
+        <w:t xml:space="preserve">3. One sentence paraphrase in their own words.  </w:t>
       </w:r>
     </w:p>
     <w:p>
       <w:r>
-        <w:t>| 25–33 | Worksheet / game |</w:t>
-      </w:r>
-    </w:p>
-    <w:p>
-      <w:r>
-        <w:t>| 33–38 | Application + project link |</w:t>
-      </w:r>
-    </w:p>
-    <w:p>
-      <w:r>
-        <w:t>| 38–40 | Cleanup + parent handoff |</w:t>
+        <w:t>4. One thing this verse does **not** say.</w:t>
       </w:r>
     </w:p>
     <w:p>
@@ -89,12 +79,77 @@
         <w:pStyle w:val="Heading1"/>
       </w:pPr>
       <w:r>
-        <w:t>Answer keys</w:t>
+        <w:t>Diagram task</w:t>
       </w:r>
     </w:p>
     <w:p>
       <w:r>
-        <w:t>See `activities/OLDER-ANSWER-KEY.md`.</w:t>
+        <w:t>Complete labels on `visuals/V11/concept-diagram.svg` / Mermaid source. Week-specific — not a generic reused loop.</w:t>
+      </w:r>
+    </w:p>
+    <w:p>
+      <w:pPr>
+        <w:pStyle w:val="Heading1"/>
+      </w:pPr>
+      <w:r>
+        <w:t>Scenario cards</w:t>
+      </w:r>
+    </w:p>
+    <w:p>
+      <w:r>
+        <w:t>Use the three cases in `research/CASE-STUDIES.md`. In pairs: identify mistaken conclusion + better family action.</w:t>
+      </w:r>
+    </w:p>
+    <w:p>
+      <w:pPr>
+        <w:pStyle w:val="Heading1"/>
+      </w:pPr>
+      <w:r>
+        <w:t>Worksheet + puzzle</w:t>
+      </w:r>
+    </w:p>
+    <w:p>
+      <w:r>
+        <w:t>See `activities/OLDER-ACTIVITY-PACK.md` and grade with `activities/OLDER-ANSWER-KEY.md`.</w:t>
+      </w:r>
+    </w:p>
+    <w:p>
+      <w:pPr>
+        <w:pStyle w:val="Heading1"/>
+      </w:pPr>
+      <w:r>
+        <w:t>Project contribution</w:t>
+      </w:r>
+    </w:p>
+    <w:p>
+      <w:r>
+        <w:t>Advance: see `project/CYCLE-CONTRIBUTION.md`.</w:t>
+      </w:r>
+    </w:p>
+    <w:p>
+      <w:pPr>
+        <w:pStyle w:val="Heading1"/>
+      </w:pPr>
+      <w:r>
+        <w:t>Reflection</w:t>
+      </w:r>
+    </w:p>
+    <w:p>
+      <w:r>
+        <w:t>"Where did I confuse analogy with scripture today?"</w:t>
+      </w:r>
+    </w:p>
+    <w:p>
+      <w:pPr>
+        <w:pStyle w:val="Heading1"/>
+      </w:pPr>
+      <w:r>
+        <w:t>Extension</w:t>
+      </w:r>
+    </w:p>
+    <w:p>
+      <w:r>
+        <w:t>Prepare one sentence for reunification share.</w:t>
       </w:r>
     </w:p>
     <w:p>
@@ -107,30 +162,12 @@
     </w:p>
     <w:p>
       <w:r>
-        <w:t>- Do not teach full other-week ontology.</w:t>
+        <w:t xml:space="preserve">Misconception to block: All souls are God / we are the Supreme.  </w:t>
       </w:r>
     </w:p>
     <w:p>
       <w:r>
-        <w:t>- Misconception to block: All souls are God / we are the Supreme</w:t>
-      </w:r>
-    </w:p>
-    <w:p>
-      <w:r>
-        <w:t>- Science may illustrate habits only — never prove metaphysics.</w:t>
-      </w:r>
-    </w:p>
-    <w:p>
-      <w:pPr>
-        <w:pStyle w:val="Heading1"/>
-      </w:pPr>
-      <w:r>
-        <w:t>Key source</w:t>
-      </w:r>
-    </w:p>
-    <w:p>
-      <w:r>
-        <w:t>Bhagavad-gītā 2.20 — https://vedabase.io/en/library/bg/2/20/</w:t>
+        <w:t>Science may illustrate habits only — never prove metaphysics.</w:t>
       </w:r>
     </w:p>
     <w:sectPr>
